--- a/skills/markdown-export/templates/reference-default.docx
+++ b/skills/markdown-export/templates/reference-default.docx
@@ -1350,6 +1350,23 @@
     <w:qFormat/>
     <w:pPr>
       <w:widowControl w:val="0"/>
+      <w:spacing w:after="200"/>
+    </w:pPr>
+  </w:style>
+  <w:style w:type="paragraph" w:styleId="FirstParagraph">
+    <w:name w:val="First Paragraph"/>
+    <w:basedOn w:val="a"/>
+    <w:pPr>
+      <w:widowControl w:val="0"/>
+      <w:spacing w:after="200"/>
+    </w:pPr>
+  </w:style>
+  <w:style w:type="paragraph" w:styleId="BodyText">
+    <w:name w:val="Body Text"/>
+    <w:basedOn w:val="a"/>
+    <w:pPr>
+      <w:widowControl w:val="0"/>
+      <w:spacing w:after="200"/>
     </w:pPr>
   </w:style>
   <w:style w:type="paragraph" w:styleId="1">
